--- a/final_products/ragdoll-first-month_V1.docx
+++ b/final_products/ragdoll-first-month_V1.docx
@@ -52,7 +52,7 @@
     </w:p>
     <w:p>
       <w:pPr>
-        <w:pStyle w:val="BodyText"/>
+        <w:pStyle w:val="Heading4"/>
       </w:pPr>
       <w:r>
         <w:rPr>

--- a/final_products/ragdoll-first-month_V1.docx
+++ b/final_products/ragdoll-first-month_V1.docx
@@ -5,7 +5,10 @@
     <w:bookmarkStart w:id="57" w:name="ragdoll-first-month-important-protocols"/>
     <w:p>
       <w:pPr>
-        <w:pStyle w:val="Heading1"/>
+        <w:pStyle w:val="CoverTitle"/>
+        <w:pBdr>
+          <w:bottom w:val="single" w:sz="24" w:space="1" w:color="1A365D"/>
+        </w:pBdr>
       </w:pPr>
       <w:r>
         <w:t xml:space="preserve">Ragdoll First-Month Important Protocols</w:t>
@@ -52,7 +55,7 @@
     </w:p>
     <w:p>
       <w:pPr>
-        <w:pStyle w:val="Heading4"/>
+        <w:pStyle w:val="BodyText"/>
       </w:pPr>
       <w:r>
         <w:rPr>
@@ -126,9 +129,14 @@
     <w:bookmarkStart w:id="25" w:name="X183ca5c21df25b158abd1079a4ca110692b4d80"/>
     <w:p>
       <w:pPr>
-        <w:pStyle w:val="Heading2"/>
-      </w:pPr>
-      <w:r>
+        <w:pStyle w:val="PartHeading"/>
+        <w:shd w:val="clear" w:color="auto" w:fill="1A365D"/>
+      </w:pPr>
+      <w:r>
+        <w:rPr>
+          <w:b/>
+          <w:color w:val="FFFFFF"/>
+        </w:rPr>
         <w:t xml:space="preserve">Part 1: Before They Arrive — The Sanctuary Setup</w:t>
       </w:r>
     </w:p>
@@ -516,9 +524,14 @@
     <w:bookmarkStart w:id="26" w:name="X9007edf6d8cd19a512960dab7f70bb247ea8977"/>
     <w:p>
       <w:pPr>
-        <w:pStyle w:val="Heading2"/>
-      </w:pPr>
-      <w:r>
+        <w:pStyle w:val="PartHeading"/>
+        <w:shd w:val="clear" w:color="auto" w:fill="1A365D"/>
+      </w:pPr>
+      <w:r>
+        <w:rPr>
+          <w:b/>
+          <w:color w:val="FFFFFF"/>
+        </w:rPr>
         <w:t xml:space="preserve">Part 2: The First Week — Decompression &amp; The Attention Dependency Reality</w:t>
       </w:r>
     </w:p>
@@ -1171,9 +1184,14 @@
     <w:bookmarkStart w:id="34" w:name="part-3-trust-architecture-weeks-24"/>
     <w:p>
       <w:pPr>
-        <w:pStyle w:val="Heading2"/>
-      </w:pPr>
-      <w:r>
+        <w:pStyle w:val="PartHeading"/>
+        <w:shd w:val="clear" w:color="auto" w:fill="1A365D"/>
+      </w:pPr>
+      <w:r>
+        <w:rPr>
+          <w:b/>
+          <w:color w:val="FFFFFF"/>
+        </w:rPr>
         <w:t xml:space="preserve">Part 3: Trust Architecture — Weeks 2–4</w:t>
       </w:r>
     </w:p>
@@ -1814,9 +1832,14 @@
     <w:bookmarkStart w:id="38" w:name="part-4-operational-maintenance"/>
     <w:p>
       <w:pPr>
-        <w:pStyle w:val="Heading2"/>
-      </w:pPr>
-      <w:r>
+        <w:pStyle w:val="PartHeading"/>
+        <w:shd w:val="clear" w:color="auto" w:fill="1A365D"/>
+      </w:pPr>
+      <w:r>
+        <w:rPr>
+          <w:b/>
+          <w:color w:val="FFFFFF"/>
+        </w:rPr>
         <w:t xml:space="preserve">Part 4: Operational Maintenance</w:t>
       </w:r>
     </w:p>
@@ -2630,9 +2653,14 @@
     <w:bookmarkStart w:id="43" w:name="Xd6cc01053114787b777158f12729a23a67af2e5"/>
     <w:p>
       <w:pPr>
-        <w:pStyle w:val="Heading2"/>
-      </w:pPr>
-      <w:r>
+        <w:pStyle w:val="PartHeading"/>
+        <w:shd w:val="clear" w:color="auto" w:fill="1A365D"/>
+      </w:pPr>
+      <w:r>
+        <w:rPr>
+          <w:b/>
+          <w:color w:val="FFFFFF"/>
+        </w:rPr>
         <w:t xml:space="preserve">Part 5: The Real Cost Of A Ragdoll First Month</w:t>
       </w:r>
     </w:p>
@@ -4173,9 +4201,14 @@
     <w:bookmarkStart w:id="46" w:name="part-6-home-safety-the-bosch-cross-sell"/>
     <w:p>
       <w:pPr>
-        <w:pStyle w:val="Heading2"/>
-      </w:pPr>
-      <w:r>
+        <w:pStyle w:val="PartHeading"/>
+        <w:shd w:val="clear" w:color="auto" w:fill="1A365D"/>
+      </w:pPr>
+      <w:r>
+        <w:rPr>
+          <w:b/>
+          <w:color w:val="FFFFFF"/>
+        </w:rPr>
         <w:t xml:space="preserve">Part 6: Home Safety &amp; The Bosch Cross-Sell</w:t>
       </w:r>
     </w:p>
@@ -4411,9 +4444,14 @@
     <w:bookmarkStart w:id="49" w:name="X350b40bfb149533bf0cfbbd0dc89a96d7ebadf0"/>
     <w:p>
       <w:pPr>
-        <w:pStyle w:val="Heading2"/>
-      </w:pPr>
-      <w:r>
+        <w:pStyle w:val="PartHeading"/>
+        <w:shd w:val="clear" w:color="auto" w:fill="1A365D"/>
+      </w:pPr>
+      <w:r>
+        <w:rPr>
+          <w:b/>
+          <w:color w:val="FFFFFF"/>
+        </w:rPr>
         <w:t xml:space="preserve">Part 7: The Thriving Index — Is Your Ragdoll Okay?</w:t>
       </w:r>
     </w:p>
@@ -4926,9 +4964,14 @@
     <w:bookmarkStart w:id="56" w:name="part-8-resources-tools-next-steps"/>
     <w:p>
       <w:pPr>
-        <w:pStyle w:val="Heading2"/>
-      </w:pPr>
-      <w:r>
+        <w:pStyle w:val="PartHeading"/>
+        <w:shd w:val="clear" w:color="auto" w:fill="1A365D"/>
+      </w:pPr>
+      <w:r>
+        <w:rPr>
+          <w:b/>
+          <w:color w:val="FFFFFF"/>
+        </w:rPr>
         <w:t xml:space="preserve">Part 8: Resources, Tools &amp; Next Steps</w:t>
       </w:r>
     </w:p>
@@ -6683,7 +6726,7 @@
       <w:spacing w:after="120"/>
     </w:pPr>
     <w:rPr>
-      <w:rFonts w:ascii="Calibri" w:hAnsi="Calibri"/>
+      <w:rFonts w:ascii="Charter" w:hAnsi="Charter"/>
       <w:sz w:val="22"/>
     </w:rPr>
   </w:style>
@@ -6742,16 +6785,15 @@
     <w:pPr>
       <w:keepNext/>
       <w:keepLines/>
-      <w:spacing w:after="120" w:before="480"/>
-      <w:jc w:val="center"/>
+      <w:spacing w:after="120" w:before="240"/>
       <w:outlineLvl w:val="0"/>
     </w:pPr>
     <w:rPr>
-      <w:rFonts w:ascii="Tahoma" w:asciiTheme="majorHAnsi" w:cstheme="majorBidi" w:eastAsiaTheme="majorEastAsia" w:hAnsi="Tahoma" w:hAnsiTheme="majorHAnsi"/>
+      <w:rFonts w:ascii="Inter" w:asciiTheme="majorHAnsi" w:cstheme="majorBidi" w:eastAsiaTheme="majorEastAsia" w:hAnsi="Inter" w:hAnsiTheme="majorHAnsi"/>
       <w:b/>
       <w:bCs/>
-      <w:color w:themeColor="accent1" w:themeShade="BF" w:val="365F91"/>
-      <w:sz w:val="56"/>
+      <w:color w:val="1A365D"/>
+      <w:sz w:val="32"/>
       <w:szCs w:val="28"/>
     </w:rPr>
   </w:style>
@@ -6767,15 +6809,15 @@
     <w:pPr>
       <w:keepNext/>
       <w:keepLines/>
-      <w:spacing w:after="120" w:before="240"/>
+      <w:spacing w:after="80" w:before="200"/>
       <w:outlineLvl w:val="1"/>
     </w:pPr>
     <w:rPr>
-      <w:rFonts w:ascii="Tahoma" w:asciiTheme="majorHAnsi" w:cstheme="majorBidi" w:eastAsiaTheme="majorEastAsia" w:hAnsi="Tahoma" w:hAnsiTheme="majorHAnsi"/>
+      <w:rFonts w:ascii="Inter" w:asciiTheme="majorHAnsi" w:cstheme="majorBidi" w:eastAsiaTheme="majorEastAsia" w:hAnsi="Inter" w:hAnsiTheme="majorHAnsi"/>
       <w:b/>
       <w:bCs/>
       <w:color w:themeColor="accent1" w:val="4F81BD"/>
-      <w:sz w:val="32"/>
+      <w:sz w:val="28"/>
       <w:szCs w:val="26"/>
     </w:rPr>
   </w:style>
@@ -6791,15 +6833,15 @@
     <w:pPr>
       <w:keepNext/>
       <w:keepLines/>
-      <w:spacing w:after="80" w:before="200"/>
+      <w:spacing w:after="80" w:before="160"/>
       <w:outlineLvl w:val="2"/>
     </w:pPr>
     <w:rPr>
-      <w:rFonts w:ascii="Tahoma" w:asciiTheme="majorHAnsi" w:cstheme="majorBidi" w:eastAsiaTheme="majorEastAsia" w:hAnsi="Tahoma" w:hAnsiTheme="majorHAnsi"/>
+      <w:rFonts w:ascii="Inter" w:asciiTheme="majorHAnsi" w:cstheme="majorBidi" w:eastAsiaTheme="majorEastAsia" w:hAnsi="Inter" w:hAnsiTheme="majorHAnsi"/>
       <w:b/>
       <w:bCs/>
       <w:color w:themeColor="accent1" w:val="4F81BD"/>
-      <w:sz w:val="28"/>
+      <w:sz w:val="24"/>
     </w:rPr>
   </w:style>
   <w:style w:styleId="Heading4" w:type="paragraph">
@@ -6815,17 +6857,16 @@
     <w:pPr>
       <w:keepNext/>
       <w:keepLines/>
-      <w:spacing w:after="80" w:before="160"/>
+      <w:spacing w:after="0" w:before="200"/>
       <w:outlineLvl w:val="3"/>
     </w:pPr>
     <w:rPr>
-      <w:rFonts w:ascii="Tahoma" w:asciiTheme="majorHAnsi" w:cstheme="majorBidi" w:eastAsiaTheme="majorEastAsia" w:hAnsi="Tahoma" w:hAnsiTheme="majorHAnsi"/>
+      <w:rFonts w:asciiTheme="majorHAnsi" w:cstheme="majorBidi" w:eastAsiaTheme="majorEastAsia" w:hAnsiTheme="majorHAnsi"/>
       <w:b/>
       <w:bCs/>
       <w:i/>
       <w:iCs/>
       <w:color w:themeColor="accent1" w:val="4F81BD"/>
-      <w:sz w:val="24"/>
     </w:rPr>
   </w:style>
   <w:style w:styleId="Heading5" w:type="paragraph">
@@ -7036,13 +7077,15 @@
       </w:pBdr>
       <w:spacing w:after="300" w:line="240" w:lineRule="auto"/>
       <w:contextualSpacing/>
+      <w:jc w:val="center"/>
     </w:pPr>
     <w:rPr>
-      <w:rFonts w:asciiTheme="majorHAnsi" w:cstheme="majorBidi" w:eastAsiaTheme="majorEastAsia" w:hAnsiTheme="majorHAnsi"/>
+      <w:rFonts w:ascii="Inter" w:asciiTheme="majorHAnsi" w:cstheme="majorBidi" w:eastAsiaTheme="majorEastAsia" w:hAnsi="Inter" w:hAnsiTheme="majorHAnsi"/>
+      <w:b/>
       <w:color w:themeColor="text2" w:themeShade="BF" w:val="17365D"/>
       <w:spacing w:val="5"/>
       <w:kern w:val="28"/>
-      <w:sz w:val="52"/>
+      <w:sz w:val="56"/>
       <w:szCs w:val="52"/>
     </w:rPr>
   </w:style>
@@ -7122,7 +7165,7 @@
       <w:spacing w:after="120"/>
     </w:pPr>
     <w:rPr>
-      <w:rFonts w:ascii="Calibri" w:hAnsi="Calibri"/>
+      <w:rFonts w:ascii="Charter" w:hAnsi="Charter"/>
       <w:sz w:val="22"/>
     </w:rPr>
   </w:style>
@@ -7367,16 +7410,10 @@
     <w:uiPriority w:val="29"/>
     <w:qFormat/>
     <w:rsid w:val="00FC693F"/>
-    <w:pPr>
-      <w:spacing w:after="120" w:before="120"/>
-      <w:ind w:left="360"/>
-    </w:pPr>
     <w:rPr>
-      <w:rFonts w:ascii="Calibri" w:hAnsi="Calibri"/>
       <w:i/>
       <w:iCs/>
       <w:color w:themeColor="text1" w:val="000000"/>
-      <w:sz w:val="22"/>
     </w:rPr>
   </w:style>
   <w:style w:customStyle="1" w:styleId="QuoteChar" w:type="character">
@@ -18381,6 +18418,96 @@
         <w:shd w:color="auto" w:fill="FBCAA2" w:themeFill="accent6" w:themeFillTint="7F" w:val="clear"/>
       </w:tcPr>
     </w:tblStylePr>
+  </w:style>
+  <w:style w:customStyle="1" w:styleId="CoverTitle" w:type="paragraph">
+    <w:name w:val="CoverTitle"/>
+    <w:basedOn w:val="Normal"/>
+    <w:qFormat/>
+    <w:pPr>
+      <w:spacing w:after="120" w:before="9000"/>
+      <w:jc w:val="center"/>
+    </w:pPr>
+    <w:rPr>
+      <w:rFonts w:ascii="Inter" w:hAnsi="Inter"/>
+      <w:b/>
+      <w:i w:val="0"/>
+      <w:sz w:val="56"/>
+    </w:rPr>
+  </w:style>
+  <w:style w:customStyle="1" w:styleId="PartHeading" w:type="paragraph">
+    <w:name w:val="PartHeading"/>
+    <w:basedOn w:val="Normal"/>
+    <w:qFormat/>
+    <w:pPr>
+      <w:spacing w:after="120" w:before="240"/>
+      <w:jc w:val="left"/>
+    </w:pPr>
+    <w:rPr>
+      <w:rFonts w:ascii="Inter" w:hAnsi="Inter"/>
+      <w:b/>
+      <w:i w:val="0"/>
+      <w:sz w:val="32"/>
+    </w:rPr>
+  </w:style>
+  <w:style w:customStyle="1" w:styleId="InsightBox" w:type="paragraph">
+    <w:name w:val="InsightBox"/>
+    <w:basedOn w:val="Normal"/>
+    <w:qFormat/>
+    <w:pPr>
+      <w:spacing w:after="160" w:before="200"/>
+      <w:jc w:val="left"/>
+    </w:pPr>
+    <w:rPr>
+      <w:rFonts w:ascii="Inter" w:hAnsi="Inter"/>
+      <w:b w:val="0"/>
+      <w:i w:val="0"/>
+      <w:sz w:val="22"/>
+    </w:rPr>
+  </w:style>
+  <w:style w:customStyle="1" w:styleId="TakeawayBox" w:type="paragraph">
+    <w:name w:val="TakeawayBox"/>
+    <w:basedOn w:val="Normal"/>
+    <w:qFormat/>
+    <w:pPr>
+      <w:spacing w:after="160" w:before="200"/>
+      <w:jc w:val="left"/>
+    </w:pPr>
+    <w:rPr>
+      <w:rFonts w:ascii="Inter" w:hAnsi="Inter"/>
+      <w:b w:val="0"/>
+      <w:i w:val="0"/>
+      <w:sz w:val="22"/>
+    </w:rPr>
+  </w:style>
+  <w:style w:customStyle="1" w:styleId="QuoteBox" w:type="paragraph">
+    <w:name w:val="QuoteBox"/>
+    <w:basedOn w:val="Normal"/>
+    <w:qFormat/>
+    <w:pPr>
+      <w:spacing w:after="120" w:before="120"/>
+      <w:jc w:val="left"/>
+    </w:pPr>
+    <w:rPr>
+      <w:rFonts w:ascii="Calibri" w:hAnsi="Calibri"/>
+      <w:b w:val="0"/>
+      <w:i/>
+      <w:sz w:val="22"/>
+    </w:rPr>
+  </w:style>
+  <w:style w:customStyle="1" w:styleId="SubtleQuote" w:type="paragraph">
+    <w:name w:val="SubtleQuote"/>
+    <w:basedOn w:val="Normal"/>
+    <w:qFormat/>
+    <w:pPr>
+      <w:spacing w:after="80" w:before="80"/>
+      <w:jc w:val="left"/>
+    </w:pPr>
+    <w:rPr>
+      <w:rFonts w:ascii="Calibri" w:hAnsi="Calibri"/>
+      <w:b w:val="0"/>
+      <w:i/>
+      <w:sz w:val="22"/>
+    </w:rPr>
   </w:style>
   <w:style w:type="paragraph" w:customStyle="1" w:styleId="SourceCode">
     <w:name w:val="Source Code"/>
